--- a/case_study/session_materials/07_CaseStudy_CheatSheet_Session2.docx
+++ b/case_study/session_materials/07_CaseStudy_CheatSheet_Session2.docx
@@ -1264,6 +1264,412 @@
       </w:r>
     </w:p>
     <w:p/>
+    <w:p>
+      <w:pPr>
+        <w:spacing w:after="120"/>
+      </w:pPr>
+      <w:r>
+        <w:rPr/>
+        <w:t xml:space="preserve"/>
+      </w:r>
+    </w:p>
+    <w:p>
+      <w:pPr>
+        <w:spacing w:after="120"/>
+      </w:pPr>
+      <w:r>
+        <w:rPr>
+          <w:i/>
+        </w:rPr>
+        <w:t xml:space="preserve">Together: A caregiver who increases time but stays passive (high quantity, low quality) has NOT achieved the mechanism. Both indicators are needed to test the ToC.</w:t>
+      </w:r>
+    </w:p>
+    <w:p>
+      <w:pPr>
+        <w:spacing w:after="120"/>
+      </w:pPr>
+      <w:r>
+        <w:rPr/>
+        <w:t xml:space="preserve">Qualitative indicator (observation rubric): Tells us HOW WELL the interaction quality changed (passive→responsive).</w:t>
+      </w:r>
+    </w:p>
+    <w:p>
+      <w:pPr>
+        <w:spacing w:after="120"/>
+      </w:pPr>
+      <w:r>
+        <w:rPr/>
+        <w:t xml:space="preserve">Quantitative indicator (interaction time): Tells us HOW MUCH interaction changed (15→45 min).</w:t>
+      </w:r>
+    </w:p>
+    <w:p>
+      <w:pPr>
+        <w:spacing w:after="120"/>
+      </w:pPr>
+      <w:r>
+        <w:rPr/>
+        <w:t xml:space="preserve"/>
+      </w:r>
+    </w:p>
+    <w:p>
+      <w:pPr>
+        <w:spacing w:after="120"/>
+      </w:pPr>
+      <w:r>
+        <w:rPr>
+          <w:b/>
+          <w:color w:val="1F4E79"/>
+        </w:rPr>
+        <w:t xml:space="preserve">HOW QUALITATIVE AND QUANTITATIVE INDICATORS WORK TOGETHER:</w:t>
+      </w:r>
+    </w:p>
+    <w:p>
+      <w:pPr>
+        <w:spacing w:after="120"/>
+      </w:pPr>
+      <w:r>
+        <w:rPr/>
+        <w:t xml:space="preserve"/>
+      </w:r>
+    </w:p>
+    <w:p>
+      <w:pPr>
+        <w:spacing w:after="120"/>
+      </w:pPr>
+      <w:r>
+        <w:rPr/>
+        <w:t xml:space="preserve">FREQUENCY: Monthly supervisor visits; quarterly external audit</w:t>
+      </w:r>
+    </w:p>
+    <w:p>
+      <w:pPr>
+        <w:spacing w:after="120"/>
+      </w:pPr>
+      <w:r>
+        <w:rPr/>
+        <w:t xml:space="preserve">TARGET: Mean 4.0+ by Month 6; 80% of sessions scoring 4+</w:t>
+      </w:r>
+    </w:p>
+    <w:p>
+      <w:pPr>
+        <w:spacing w:after="120"/>
+      </w:pPr>
+      <w:r>
+        <w:rPr/>
+        <w:t xml:space="preserve">BASELINE: Not applicable (new program)</w:t>
+      </w:r>
+    </w:p>
+    <w:p>
+      <w:pPr>
+        <w:spacing w:after="120"/>
+      </w:pPr>
+      <w:r>
+        <w:rPr/>
+        <w:t xml:space="preserve">SOURCE: Supervisor observation using standardized checklist (monthly for 20% of sessions)</w:t>
+      </w:r>
+    </w:p>
+    <w:p>
+      <w:pPr>
+        <w:spacing w:after="120"/>
+      </w:pPr>
+      <w:r>
+        <w:rPr/>
+        <w:t xml:space="preserve">FORMULA: Mean fidelity score across observed sessions; % scoring 4+</w:t>
+      </w:r>
+    </w:p>
+    <w:p>
+      <w:pPr>
+        <w:spacing w:after="120"/>
+      </w:pPr>
+      <w:r>
+        <w:rPr/>
+        <w:t xml:space="preserve">DESCRIPTION: Composite score (0–5) based on checklist: facilitator covers core topics (1pt), uses participatory techniques (1pt), allows caregiver practice (1pt), provides individual feedback (1pt), manages time within 10% of plan (1pt)</w:t>
+      </w:r>
+    </w:p>
+    <w:p>
+      <w:pPr>
+        <w:spacing w:after="120"/>
+      </w:pPr>
+      <w:r>
+        <w:rPr/>
+        <w:t xml:space="preserve">LEVEL: Output quality (qualitative)</w:t>
+      </w:r>
+    </w:p>
+    <w:p>
+      <w:pPr>
+        <w:spacing w:after="120"/>
+      </w:pPr>
+      <w:r>
+        <w:rPr/>
+        <w:t xml:space="preserve">NAME: Session delivery fidelity score</w:t>
+      </w:r>
+    </w:p>
+    <w:p>
+      <w:pPr>
+        <w:spacing w:after="120"/>
+      </w:pPr>
+      <w:r>
+        <w:rPr>
+          <w:b/>
+        </w:rPr>
+        <w:t xml:space="preserve">Results Matrix Row — Fidelity Score:</w:t>
+      </w:r>
+    </w:p>
+    <w:p>
+      <w:pPr>
+        <w:spacing w:after="120"/>
+      </w:pPr>
+      <w:r>
+        <w:rPr/>
+        <w:t xml:space="preserve"/>
+      </w:r>
+    </w:p>
+    <w:p>
+      <w:pPr>
+        <w:spacing w:after="120"/>
+      </w:pPr>
+      <w:r>
+        <w:rPr/>
+        <w:t xml:space="preserve">FREQUENCY: Months 3, 6, 9, 12 (subsample of 200 dyads per group)</w:t>
+      </w:r>
+    </w:p>
+    <w:p>
+      <w:pPr>
+        <w:spacing w:after="120"/>
+      </w:pPr>
+      <w:r>
+        <w:rPr/>
+        <w:t xml:space="preserve">TARGET M12: Mean score 3.2; 65% scoring 3+ (treatment); Mean 2.0; 25% scoring 3+ (comparison)</w:t>
+      </w:r>
+    </w:p>
+    <w:p>
+      <w:pPr>
+        <w:spacing w:after="120"/>
+      </w:pPr>
+      <w:r>
+        <w:rPr/>
+        <w:t xml:space="preserve">BASELINE: Mean score 1.8; 20% scoring 3+</w:t>
+      </w:r>
+    </w:p>
+    <w:p>
+      <w:pPr>
+        <w:spacing w:after="120"/>
+      </w:pPr>
+      <w:r>
+        <w:rPr/>
+        <w:t xml:space="preserve">SOURCE: Structured observation by trained home visitors (inter-rater reliability &gt; 0.80)</w:t>
+      </w:r>
+    </w:p>
+    <w:p>
+      <w:pPr>
+        <w:spacing w:after="120"/>
+      </w:pPr>
+      <w:r>
+        <w:rPr/>
+        <w:t xml:space="preserve">FORMULA: Mean rubric score across observed sessions; % scoring 3 or 4</w:t>
+      </w:r>
+    </w:p>
+    <w:p>
+      <w:pPr>
+        <w:spacing w:after="120"/>
+      </w:pPr>
+      <w:r>
+        <w:rPr/>
+        <w:t xml:space="preserve">DESCRIPTION: Trained observer rates caregiver-child interaction during 15-min structured play session using 4-point rubric (1=No interaction, 2=Passive presence, 3=Responsive engagement, 4=Scaffolded learning)</w:t>
+      </w:r>
+    </w:p>
+    <w:p>
+      <w:pPr>
+        <w:spacing w:after="120"/>
+      </w:pPr>
+      <w:r>
+        <w:rPr/>
+        <w:t xml:space="preserve">LEVEL: Behavior change — Observable behavior (qualitative)</w:t>
+      </w:r>
+    </w:p>
+    <w:p>
+      <w:pPr>
+        <w:spacing w:after="120"/>
+      </w:pPr>
+      <w:r>
+        <w:rPr/>
+        <w:t xml:space="preserve">NAME: Quality of caregiver-child interaction (observation rubric)</w:t>
+      </w:r>
+    </w:p>
+    <w:p>
+      <w:pPr>
+        <w:spacing w:after="120"/>
+      </w:pPr>
+      <w:r>
+        <w:rPr>
+          <w:b/>
+        </w:rPr>
+        <w:t xml:space="preserve">Results Matrix Row — Observation Rubric:</w:t>
+      </w:r>
+    </w:p>
+    <w:p>
+      <w:pPr>
+        <w:spacing w:after="120"/>
+      </w:pPr>
+      <w:r>
+        <w:rPr/>
+        <w:t xml:space="preserve"/>
+      </w:r>
+    </w:p>
+    <w:p>
+      <w:pPr>
+        <w:spacing w:after="120"/>
+      </w:pPr>
+      <w:r>
+        <w:rPr>
+          <w:b/>
+          <w:sz w:val="22"/>
+          <w:color w:val="1F4E79"/>
+        </w:rPr>
+        <w:t xml:space="preserve">EXAMPLE: RESULTS MATRIX ROW WITH QUALITATIVE INDICATOR</w:t>
+      </w:r>
+    </w:p>
+    <w:p>
+      <w:pPr>
+        <w:spacing w:after="120"/>
+      </w:pPr>
+      <w:r>
+        <w:rPr/>
+        <w:t xml:space="preserve"/>
+      </w:r>
+    </w:p>
+    <w:p>
+      <w:pPr>
+        <w:spacing w:after="120"/>
+      </w:pPr>
+      <w:r>
+        <w:rPr/>
+        <w:t xml:space="preserve">4. Thematic saturation indicators: Frequency with which key themes emerge in qualitative data collection (e.g., "moments of realization" reported by 80% of interviewed caregivers across 6 municipalities).</w:t>
+      </w:r>
+    </w:p>
+    <w:p>
+      <w:pPr>
+        <w:spacing w:after="120"/>
+      </w:pPr>
+      <w:r>
+        <w:rPr/>
+        <w:t xml:space="preserve"/>
+      </w:r>
+    </w:p>
+    <w:p>
+      <w:pPr>
+        <w:spacing w:after="120"/>
+      </w:pPr>
+      <w:r>
+        <w:rPr/>
+        <w:t xml:space="preserve">3. Narrative change indicators: Participant self-reports of change captured through structured prompts (e.g., Most Significant Change stories coded by theme; proportion of caregivers spontaneously mentioning new parenting identity).</w:t>
+      </w:r>
+    </w:p>
+    <w:p>
+      <w:pPr>
+        <w:spacing w:after="120"/>
+      </w:pPr>
+      <w:r>
+        <w:rPr/>
+        <w:t xml:space="preserve"/>
+      </w:r>
+    </w:p>
+    <w:p>
+      <w:pPr>
+        <w:spacing w:after="120"/>
+      </w:pPr>
+      <w:r>
+        <w:rPr/>
+        <w:t xml:space="preserve">2. Fidelity scores: Composite scores assessing whether program delivery matches the intended design (e.g., session fidelity checklist: facilitator covers all 5 core topics, uses at least 2 participatory techniques, allows practice time — score 0–5).</w:t>
+      </w:r>
+    </w:p>
+    <w:p>
+      <w:pPr>
+        <w:spacing w:after="120"/>
+      </w:pPr>
+      <w:r>
+        <w:rPr/>
+        <w:t xml:space="preserve"/>
+      </w:r>
+    </w:p>
+    <w:p>
+      <w:pPr>
+        <w:spacing w:after="120"/>
+      </w:pPr>
+      <w:r>
+        <w:rPr/>
+        <w:t xml:space="preserve">1. Observation rubrics: Structured rating scales applied by trained observers to assess quality of behaviors (e.g., quality of caregiver-child interaction rated on a 4-point rubric: no interaction / passive presence / responsive engagement / scaffolded learning).</w:t>
+      </w:r>
+    </w:p>
+    <w:p>
+      <w:pPr>
+        <w:spacing w:after="120"/>
+      </w:pPr>
+      <w:r>
+        <w:rPr/>
+        <w:t xml:space="preserve"/>
+      </w:r>
+    </w:p>
+    <w:p>
+      <w:pPr>
+        <w:spacing w:after="120"/>
+      </w:pPr>
+      <w:r>
+        <w:rPr>
+          <w:b/>
+        </w:rPr>
+        <w:t xml:space="preserve">TYPES OF QUALITATIVE INDICATORS:</w:t>
+      </w:r>
+    </w:p>
+    <w:p>
+      <w:pPr>
+        <w:spacing w:after="120"/>
+      </w:pPr>
+      <w:r>
+        <w:rPr/>
+        <w:t xml:space="preserve"/>
+      </w:r>
+    </w:p>
+    <w:p>
+      <w:pPr>
+        <w:spacing w:after="120"/>
+      </w:pPr>
+      <w:r>
+        <w:rPr/>
+        <w:t xml:space="preserve">Not all indicators are numeric. Qualitative indicators capture dimensions of change that numbers alone cannot — depth of understanding, quality of interaction, fidelity of delivery, and shifts in beliefs or identity. Integrating qualitative indicators into the Results Matrix strengthens the contribution claim by providing explanatory evidence alongside measurement.</w:t>
+      </w:r>
+    </w:p>
+    <w:p>
+      <w:pPr>
+        <w:spacing w:after="120"/>
+      </w:pPr>
+      <w:r>
+        <w:rPr/>
+        <w:t xml:space="preserve"/>
+      </w:r>
+    </w:p>
+    <w:p>
+      <w:pPr>
+        <w:spacing w:after="120"/>
+      </w:pPr>
+      <w:r>
+        <w:rPr>
+          <w:b/>
+          <w:sz w:val="22"/>
+          <w:color w:val="1F4E79"/>
+        </w:rPr>
+        <w:t xml:space="preserve">QUALITATIVE INDICATORS IN THE RESULTS MATRIX</w:t>
+      </w:r>
+    </w:p>
+    <w:p>
+      <w:pPr>
+        <w:spacing w:after="120"/>
+      </w:pPr>
+      <w:r>
+        <w:rPr/>
+        <w:t xml:space="preserve"/>
+      </w:r>
+    </w:p>
     <w:p>
       <w:pPr>
         <w:spacing w:after="120"/>
